--- a/Wzor_analizy/Wzor_ZAL_03_Place_KPCP.docx
+++ b/Wzor_analizy/Wzor_ZAL_03_Place_KPCP.docx
@@ -3158,7 +3158,7 @@
         <w:pStyle w:val="Normalny"/>
       </w:pPr>
       <w:r>
-        <w:t xml:space="preserve">W ramach wdrożenia systemu enova365 włączony zostanie mechanizm naliczania planowanych list płac. Są to listy techniczne, które nie są brane pod uwagę podczas przygotowywania deklaracji ZUS, PIT czy PPK. Planowane listy płac wykorzystane zostaną do przygotowania rezerwy urlopowej. System umożliwia wygenerowanie raportu z kwotami rezerw zawiązanych i rozwiązanych. W celu naliczenia rezerw zostaną przygotowane automatyczne elementy wynagrodzenia przypisane tylko do list technicznych.</w:t>
+        <w:t xml:space="preserve">W ramach wdrożenia systemu enova365 włączony zostanie mechanizm naliczania planowanych list płac (funkcjonalność dostępna w wersji platynowej; włączenie: Narzędzia/Opcje/Kadry i płace/Płace/Planowane listy płac, parametr Obsługa planowanych list płac = Tak). Elementy rezerwy mają ustawiony Rodzaj naliczania „Tylko planowane”, a listę nalicza się czynnością „Nalicz planowane listy płac…” z listy pracowników. Są to listy techniczne, które nie są brane pod uwagę podczas przygotowywania deklaracji ZUS, PIT czy PPK. Planowane listy płac wykorzystane zostaną do przygotowania rezerwy urlopowej. System umożliwia wygenerowanie raportu z kwotami rezerw zawiązanych i rozwiązanych. W celu naliczenia rezerw zostaną przygotowane automatyczne elementy wynagrodzenia przypisane tylko do list technicznych.</w:t>
       </w:r>
     </w:p>
     <w:p>
@@ -3715,7 +3715,7 @@
         <w:pStyle w:val="Normalny"/>
       </w:pPr>
       <w:r>
-        <w:t xml:space="preserve">System enova365 w swoim standardzie umożliwia zaimportowanie informacji o zwolnieniach lekarskich z PUE ZUS. Import może być wykonany ręcznie przez operatora – po wygenerowaniu pliku csv z PUE i zaczytaniu go czynnością Import nieobecności z PUE – lub automatycznie według ustawionego harmonogramu.</w:t>
+        <w:t xml:space="preserve">System enova365 w standardzie umożliwia import zwolnień lekarskich (e-ZLA) z PUE ZUS. Konfiguracja znajduje się w Narzędzia/Opcje/Kadry i płace/Kalendarze/Import z PUE (w konfiguracji wielooddziałowej – w ustawieniach oddziałów): login, hasło oraz hasło do plików ZIP zgodne z harmonogramem raportów cyklicznych ustawionym w PUE ZUS.</w:t>
       </w:r>
     </w:p>
     <w:p>
@@ -3723,7 +3723,23 @@
         <w:pStyle w:val="Normalny"/>
       </w:pPr>
       <w:r>
-        <w:t xml:space="preserve">W przypadku automatycznego importu należy wskazać, co system ma zrobić w przypadku istniejącej w danym okresie nieobecności:</w:t>
+        <w:t xml:space="preserve">E-zwolnienia pobiera się przyciskiem na liście Kadry/Czas pracy/Import nieobecności z PUE (lista dostępna od wersji złotej programu), bez konieczności logowania do portalu PUE ZUS. Lista prezentuje pobrane rekordy wraz ze stanem i wynikiem weryfikacji (poprawny, błędny, niezgodny, anulowany, zdublowany); nieobecności skorygowane przez import oznaczane są w polu „Edytowano nb”, a szczegóły zmian widoczne są w Zapisie działań.</w:t>
+      </w:r>
+    </w:p>
+    <w:p>
+      <w:pPr>
+        <w:pStyle w:val="Normalny"/>
+      </w:pPr>
+      <w:r>
+        <w:t xml:space="preserve">Import może być wykonywany automatycznie – parametr „Importuj automatycznie przy użyciu HZ” wymaga skonfigurowania dodatku Harmonogram Zadań i aktywowania zadania AutoImportNieobecnosciPUE z ustalonym harmonogramem (np. codziennie w nocy).</w:t>
+      </w:r>
+    </w:p>
+    <w:p>
+      <w:pPr>
+        <w:pStyle w:val="Normalny"/>
+      </w:pPr>
+      <w:r>
+        <w:t xml:space="preserve">Parametr „Edycja istniejących w systemie nieobecności, które pokrywają się z okresem importowanych nieobecności” określa, co zrobić w przypadku konfliktu z nieobecnością już wprowadzoną:</w:t>
       </w:r>
     </w:p>
     <w:p>
@@ -3731,7 +3747,7 @@
         <w:pStyle w:val="Listapunktowana"/>
       </w:pPr>
       <w:r>
-        <w:t xml:space="preserve">nie nadpisywać istniejących nieobecności;</w:t>
+        <w:t xml:space="preserve">Nie edytuj – nieobecność z PUE nie zostanie wprowadzona w przypadku konfliktu;</w:t>
       </w:r>
     </w:p>
     <w:p>
@@ -3739,7 +3755,7 @@
         <w:pStyle w:val="Listapunktowana"/>
       </w:pPr>
       <w:r>
-        <w:t xml:space="preserve">nadpisywać tylko te, które nie są rozliczone na liście płac;</w:t>
+        <w:t xml:space="preserve">Tylko nierozliczone – korekty zostaną wprowadzone tylko dla nierozliczonych nieobecności;</w:t>
       </w:r>
     </w:p>
     <w:p>
@@ -3747,7 +3763,7 @@
         <w:pStyle w:val="Listapunktowana"/>
       </w:pPr>
       <w:r>
-        <w:t xml:space="preserve">nadpisywać i korygować wszystkie nieobecności.</w:t>
+        <w:t xml:space="preserve">Koryguj rozliczone i nierozliczone – korekty zostaną wprowadzone dla wszystkich nieobecności.</w:t>
       </w:r>
     </w:p>
     <w:p>
@@ -3755,7 +3771,31 @@
         <w:pStyle w:val="Normalny"/>
       </w:pPr>
       <w:r>
-        <w:t xml:space="preserve">Należy również zdecydować, jaka nieobecność ma być zaimportowana do kartoteki w przypadku zwolnienia z tytułu opieki.</w:t>
+        <w:t xml:space="preserve">Parametr „Importuj opiekę ZUS na nieobecność” określa nieobecność generowaną dla zwolnienia z tytułu opieki:</w:t>
+      </w:r>
+    </w:p>
+    <w:p>
+      <w:pPr>
+        <w:pStyle w:val="Listapunktowana"/>
+      </w:pPr>
+      <w:r>
+        <w:t xml:space="preserve">Zwolnienie opieka (ZUS) – wartość domyślna, zasiłek opiekuńczy naliczany bez względu na dostarczenie druku ZUS Z-15;</w:t>
+      </w:r>
+    </w:p>
+    <w:p>
+      <w:pPr>
+        <w:pStyle w:val="Listapunktowana"/>
+      </w:pPr>
+      <w:r>
+        <w:t xml:space="preserve">Zwolnienie opieka (ZUS bez zasiłku 1/30) – pomniejszenie wynagrodzenia o 1/30 do czasu dostarczenia druku Z-15;</w:t>
+      </w:r>
+    </w:p>
+    <w:p>
+      <w:pPr>
+        <w:pStyle w:val="Listapunktowana"/>
+      </w:pPr>
+      <w:r>
+        <w:t xml:space="preserve">Zwolnienie opieka (ZUS bez zasiłku prop.) – pomniejszenie wynagrodzenia proporcjonalne.</w:t>
       </w:r>
     </w:p>
     <w:p>
@@ -3838,7 +3878,7 @@
           <w:rStyle w:val="PoledoUzupelnienia"/>
           <w:highlight w:val="yellow"/>
         </w:rPr>
-        <w:t xml:space="preserve">[DO UZUPEŁNIENIA: ręcznie / automatycznie (godzina uruchomienia), wariant nadpisywania, nieobecność dla zwolnienia z tytułu opieki]</w:t>
+        <w:t xml:space="preserve">[DO UZUPEŁNIENIA: import ręczny / automatyczny (harmonogram), wariant edycji istniejących nieobecności, nieobecność dla zwolnienia z tytułu opieki, uzupełnianie kodu A]</w:t>
       </w:r>
       <w:r>
         <w:t xml:space="preserve">.</w:t>

--- a/Wzor_analizy/Wzor_ZAL_03_Place_KPCP.docx
+++ b/Wzor_analizy/Wzor_ZAL_03_Place_KPCP.docx
@@ -1820,7 +1820,7 @@
         <w:pStyle w:val="Normalny"/>
       </w:pPr>
       <w:r>
-        <w:t xml:space="preserve">W programie nie ma potrzeby konfigurowania elementów służących do korygowania nieobecności, wynagrodzenia lub dodatków i potrąceń. Poprzez wybranie odpowiednich parametrów naliczania wypłat system sprawdzi, które elementy uległy zmianie względem pierwotnego naliczenia lub nie zostały rozliczone, i dokona stosownych korekt. Do sprawdzenia nierozliczonych elementów za wcześniejsze okresy służy raport Lista nierozliczonych elementów wywoływany z listy pracowników.</w:t>
+        <w:t xml:space="preserve">W programie nie ma potrzeby konfigurowania elementów służących do korygowania nieobecności, wynagrodzenia lub dodatków i potrąceń. Poprzez wybranie odpowiednich parametrów naliczania wypłat system sprawdzi, które elementy uległy zmianie względem pierwotnego naliczenia lub nie zostały rozliczone, i dokona stosownych korekt. Do sprawdzenia nierozliczonych elementów za wcześniejsze okresy służy raport Lista nierozliczonych elementów wywoływany z listy pracowników (Wydruki/Wynagrodzenia i zasiłki).</w:t>
       </w:r>
     </w:p>
     <w:p>
@@ -2395,7 +2395,7 @@
         <w:pStyle w:val="Listapunktowana"/>
       </w:pPr>
       <w:r>
-        <w:t xml:space="preserve">wypłata zaliczki na wynagrodzenie, która skoryguje ujemną podstawę tak, aby w podstawie wykazana była kwota 0 – w momencie powrotu pracownika do pracy nastąpi automatyczne potrącenie zaliczki;</w:t>
+        <w:t xml:space="preserve">wypłata zaliczki na wynagrodzenie, która skoryguje ujemną podstawę tak, aby w podstawie wykazana była kwota 0 – w momencie powrotu pracownika do pracy nastąpi automatyczne potrącenie zaliczki (parametr „W przypadku naliczenia ujemnej podstawy składek ZUS (…) wypłać zaliczkę w kwocie ujemnej podstawy składek” w Narzędzia/Opcje/Kadry i płace/Płace/Składki ZUS);</w:t>
       </w:r>
     </w:p>
     <w:p>
@@ -2403,7 +2403,7 @@
         <w:pStyle w:val="Listapunktowana"/>
       </w:pPr>
       <w:r>
-        <w:t xml:space="preserve">zapisanie naliczonej wypłaty z ujemną podstawą składek i ręczna korekta deklaracji w programie Płatnik.</w:t>
+        <w:t xml:space="preserve">zapisanie naliczonej wypłaty z ujemną podstawą składek i ręczna korekta deklaracji w programie Płatnik – wymaga wyłączenia domyślnie zaznaczonego parametru „Nie dopuszczaj do zapisania wypłat z ujemnymi podstawami naliczania składek ZUS lub zaliczki podatku” (Narzędzia/Opcje/Kadry i płace/Płace/Ogólne).</w:t>
       </w:r>
     </w:p>
     <w:p>

--- a/Wzor_analizy/Wzor_ZAL_03_Place_KPCP.docx
+++ b/Wzor_analizy/Wzor_ZAL_03_Place_KPCP.docx
@@ -340,7 +340,7 @@
         <w:pStyle w:val="Klauzula"/>
       </w:pPr>
       <w:r>
-        <w:t xml:space="preserve">Dokument został opracowany przez Alt One wyłącznie dla </w:t>
+        <w:t xml:space="preserve">Dokument został opracowany przez AltOne wyłącznie dla </w:t>
       </w:r>
       <w:r>
         <w:rPr>
@@ -350,7 +350,7 @@
         <w:t xml:space="preserve">[DO UZUPEŁNIENIA: nazwa klienta]</w:t>
       </w:r>
       <w:r>
-        <w:t xml:space="preserve">. Nie może być reprodukowany, kopiowany lub publikowany w całości lub jakiejkolwiek jego części bez pisemnej zgody Alt One.</w:t>
+        <w:t xml:space="preserve">. Nie może być reprodukowany, kopiowany lub publikowany w całości lub jakiejkolwiek jego części bez pisemnej zgody AltOne.</w:t>
       </w:r>
     </w:p>
     <w:p>
@@ -4083,7 +4083,7 @@
                 <w:rStyle w:val="PoledoUzupelnienia"/>
                 <w:highlight w:val="yellow"/>
               </w:rPr>
-              <w:t xml:space="preserve">[DO UZUPEŁNIENIA: Klient / Alt One]</w:t>
+              <w:t xml:space="preserve">[DO UZUPEŁNIENIA: Klient / AltOne]</w:t>
             </w:r>
           </w:p>
         </w:tc>
@@ -4171,7 +4171,7 @@
         <w:pStyle w:val="Normalny"/>
       </w:pPr>
       <w:r>
-        <w:t xml:space="preserve">Testy zostaną przeprowadzone na podstawie przygotowanych przez Alt One scenariuszy testowych zawartych w pliku „Scenariusze testowe – Płace.xlsx” dołączonym do dokumentu niniejszej analizy.</w:t>
+        <w:t xml:space="preserve">Testy zostaną przeprowadzone na podstawie przygotowanych przez AltOne scenariuszy testowych zawartych w pliku „Scenariusze testowe – Płace.xlsx” dołączonym do dokumentu niniejszej analizy.</w:t>
       </w:r>
     </w:p>
     <w:p>
@@ -4380,7 +4380,7 @@
         <w:spacing w:before="240"/>
       </w:pPr>
       <w:r>
-        <w:t xml:space="preserve">Alt One, </w:t>
+        <w:t xml:space="preserve">AltOne, </w:t>
       </w:r>
       <w:r>
         <w:rPr>
